--- a/交互产品开发/Output/实验材料/交互产品开发_实验认定表_实验2_画出_Proto_Persona（用户画像）.docx
+++ b/交互产品开发/Output/实验材料/交互产品开发_实验认定表_实验2_画出_Proto_Persona（用户画像）.docx
@@ -177,7 +177,7 @@
                 <w:sz w:val="24"/>
                 <w:szCs w:val="24"/>
               </w:rPr>
-              <w:t xml:space="preserve">  4</w:t>
+              <w:t xml:space="preserve">  12</w:t>
             </w:r>
           </w:p>
         </w:tc>
